--- a/Бланк задания КП Мамаев.docx
+++ b/Бланк задания КП Мамаев.docx
@@ -78,19 +78,13 @@
         <w:t>«</w:t>
       </w:r>
       <w:r>
-        <w:rPr>
-          <w:u w:val="single"/>
-        </w:rPr>
-        <w:tab/>
+        <w:t>06</w:t>
       </w:r>
       <w:r>
         <w:t>»</w:t>
       </w:r>
       <w:r>
-        <w:rPr>
-          <w:u w:val="single"/>
-        </w:rPr>
-        <w:tab/>
+        <w:t xml:space="preserve"> Февраля </w:t>
       </w:r>
       <w:r>
         <w:t>20</w:t>
@@ -100,6 +94,9 @@
       </w:r>
       <w:r>
         <w:t>5</w:t>
+      </w:r>
+      <w:r>
+        <w:t xml:space="preserve"> </w:t>
       </w:r>
       <w:r>
         <w:t>г</w:t>
@@ -996,24 +993,8 @@
         <w:t xml:space="preserve">заседании цикловой комиссии </w:t>
       </w:r>
       <w:r>
-        <w:t xml:space="preserve">по </w:t>
-      </w:r>
-      <w:r>
-        <w:rPr>
-          <w:spacing w:val="-3"/>
-        </w:rPr>
-        <w:t>УГПС 09.00.00 Информатика и вычислительная техника</w:t>
-      </w:r>
-    </w:p>
-    <w:p>
-      <w:pPr>
-        <w:pStyle w:val="a3"/>
-        <w:ind w:left="0" w:firstLine="709"/>
-        <w:jc w:val="both"/>
-        <w:rPr>
-          <w:spacing w:val="-4"/>
-        </w:rPr>
-      </w:pPr>
+        <w:t>специальности 09.02.07 Информационные системы и программирование</w:t>
+      </w:r>
     </w:p>
     <w:p>
       <w:pPr>
@@ -1055,19 +1036,37 @@
         <w:rPr>
           <w:spacing w:val="-4"/>
         </w:rPr>
-        <w:t>_________</w:t>
-      </w:r>
-      <w:r>
-        <w:t>от«</w:t>
-      </w:r>
-      <w:r>
-        <w:t>___</w:t>
+        <w:t xml:space="preserve"> Уч-018</w:t>
+      </w:r>
+      <w:r>
+        <w:rPr>
+          <w:spacing w:val="-4"/>
+        </w:rPr>
+        <w:t>/</w:t>
+      </w:r>
+      <w:r>
+        <w:rPr>
+          <w:spacing w:val="-4"/>
+        </w:rPr>
+        <w:t xml:space="preserve">4 </w:t>
+      </w:r>
+      <w:r>
+        <w:t>от</w:t>
+      </w:r>
+      <w:r>
+        <w:t xml:space="preserve"> </w:t>
+      </w:r>
+      <w:r>
+        <w:t>«</w:t>
+      </w:r>
+      <w:r>
+        <w:t>06</w:t>
       </w:r>
       <w:r>
         <w:t>»</w:t>
       </w:r>
       <w:r>
-        <w:t>_________</w:t>
+        <w:t xml:space="preserve"> февраля </w:t>
       </w:r>
       <w:r>
         <w:rPr>
@@ -1369,13 +1368,13 @@
         <w:rPr>
           <w:spacing w:val="-4"/>
         </w:rPr>
-        <w:t>____</w:t>
+        <w:t>11</w:t>
       </w:r>
       <w:r>
         <w:t>»</w:t>
       </w:r>
       <w:r>
-        <w:t>__________</w:t>
+        <w:t xml:space="preserve"> Февраля </w:t>
       </w:r>
       <w:r>
         <w:rPr>
@@ -1423,7 +1422,7 @@
         <w:rPr>
           <w:spacing w:val="-3"/>
         </w:rPr>
-        <w:t>_____</w:t>
+        <w:t>30</w:t>
       </w:r>
       <w:r>
         <w:rPr>
@@ -1435,7 +1434,7 @@
         <w:rPr>
           <w:spacing w:val="-3"/>
         </w:rPr>
-        <w:t>________</w:t>
+        <w:t xml:space="preserve"> Апреля </w:t>
       </w:r>
       <w:r>
         <w:rPr>
@@ -2288,7 +2287,7 @@
     <w:lsdException w:name="Table Web 2" w:semiHidden="1" w:unhideWhenUsed="1"/>
     <w:lsdException w:name="Table Web 3" w:semiHidden="1" w:unhideWhenUsed="1"/>
     <w:lsdException w:name="Balloon Text" w:semiHidden="1" w:unhideWhenUsed="1"/>
-    <w:lsdException w:name="Table Grid" w:semiHidden="1" w:uiPriority="39" w:unhideWhenUsed="1"/>
+    <w:lsdException w:name="Table Grid" w:uiPriority="39"/>
     <w:lsdException w:name="Table Theme" w:semiHidden="1" w:unhideWhenUsed="1"/>
     <w:lsdException w:name="Placeholder Text" w:semiHidden="1"/>
     <w:lsdException w:name="No Spacing" w:uiPriority="1" w:qFormat="1"/>
